--- a/apps/demo/public/fixtures/word-interop-smartart-embedded.docx
+++ b/apps/demo/public/fixtures/word-interop-smartart-embedded.docx
@@ -87,7 +87,7 @@
 <dgm:dataModel xmlns:dgm="http://schemas.openxmlformats.org/drawingml/2006/diagram" xmlns:a="http://schemas.openxmlformats.org/drawingml/2006/main">
   <dgm:ptLst>
     <dgm:pt modelId="0" type="doc">
-      <dgm:prSet loTypeId="urn:wordinweb:smartart:cycle" loCatId="cycle"/>
+      <dgm:prSet loTypeId="urn:wordinweb:smartart:cycle" loCatId="cycle" qsTypeId="urn:wordinweb:smartart:style" qsCatId="simple" csTypeId="urn:wordinweb:smartart:colors" csCatId="accent1"/>
       <dgm:spPr/>
       <dgm:t>
         <a:bodyPr/>
@@ -139,9 +139,9 @@
     </dgm:pt>
   </dgm:ptLst>
   <dgm:cxnLst>
-    <dgm:cxn modelId="4" srcId="0" destId="1" srcOrd="0" destOrd="0"/>
-    <dgm:cxn modelId="5" srcId="0" destId="2" srcOrd="1" destOrd="0"/>
-    <dgm:cxn modelId="6" srcId="0" destId="3" srcOrd="2" destOrd="0"/>
+    <dgm:cxn modelId="4" type="parOf" srcId="0" destId="1" srcOrd="0" destOrd="0" presId=""/>
+    <dgm:cxn modelId="5" type="parOf" srcId="0" destId="2" srcOrd="1" destOrd="0" presId=""/>
+    <dgm:cxn modelId="6" type="parOf" srcId="0" destId="3" srcOrd="2" destOrd="0" presId=""/>
   </dgm:cxnLst>
   <dgm:bg/>
   <dgm:whole/>
@@ -361,8 +361,35 @@
   <dgm:catLst>
     <dgm:cat type="cycle" pri="1000"/>
   </dgm:catLst>
-  <dgm:layoutNode name="root">
-    <dgm:alg type="composite"/>
+  <dgm:layoutNode name="diagram">
+    <dgm:alg type="lin"/>
+    <dgm:shape/>
+    <dgm:presOf/>
+    <dgm:constrLst>
+      <dgm:constr type="w" for="ch" forName="node" refType="w"/>
+      <dgm:constr op="equ" type="h" for="ch" forName="node"/>
+      <dgm:constr op="equ" type="primFontSz" for="ch" forName="node" val="65"/>
+    </dgm:constrLst>
+    <dgm:ruleLst/>
+    <dgm:forEach axis="ch" ptType="node">
+      <dgm:layoutNode name="node" styleLbl="node0">
+        <dgm:varLst>
+          <dgm:bulletEnabled val="true"/>
+        </dgm:varLst>
+        <dgm:alg type="tx"/>
+        <dgm:shape type="roundRect"/>
+        <dgm:presOf axis="desOrSelf" ptType="node"/>
+        <dgm:constrLst>
+          <dgm:constr type="tMarg" refType="primFontSz" fact="0.3"/>
+          <dgm:constr type="bMarg" refType="primFontSz" fact="0.3"/>
+          <dgm:constr type="lMarg" refType="primFontSz" fact="0.3"/>
+          <dgm:constr type="rMarg" refType="primFontSz" fact="0.3"/>
+        </dgm:constrLst>
+        <dgm:ruleLst>
+          <dgm:rule type="primFontSz" val="5"/>
+        </dgm:ruleLst>
+      </dgm:layoutNode>
+    </dgm:forEach>
   </dgm:layoutNode>
 </dgm:layoutDef>
 </file>

--- a/apps/demo/public/fixtures/word-interop-smartart-embedded.docx
+++ b/apps/demo/public/fixtures/word-interop-smartart-embedded.docx
@@ -68,15 +68,20 @@
   </dgm:catLst>
   <dgm:styleLbl name="node0">
     <dgm:fillClrLst meth="repeat">
-      <a:schemeClr val="accent1"/>
+      <a:srgbClr val="4472C4"/>
+      <a:srgbClr val="ED7D31"/>
+      <a:srgbClr val="70AD47"/>
+      <a:srgbClr val="5B9BD5"/>
+      <a:srgbClr val="A5A5A5"/>
+      <a:srgbClr val="FFC000"/>
     </dgm:fillClrLst>
     <dgm:linClrLst meth="repeat">
-      <a:schemeClr val="lt1"/>
+      <a:srgbClr val="FFFFFF"/>
     </dgm:linClrLst>
     <dgm:effectClrLst/>
     <dgm:txLinClrLst/>
     <dgm:txFillClrLst meth="repeat">
-      <a:schemeClr val="lt1"/>
+      <a:srgbClr val="FFFFFF"/>
     </dgm:txFillClrLst>
     <dgm:txEffectClrLst/>
   </dgm:styleLbl>
@@ -103,7 +108,12 @@
         <a:lstStyle/>
         <a:p>
           <a:r>
-            <a:rPr lang="en-US"/>
+            <a:rPr lang="en-US" sz="1200" b="1">
+              <a:solidFill>
+                <a:srgbClr val="FFFFFF"/>
+              </a:solidFill>
+              <a:latin typeface="Calibri"/>
+            </a:rPr>
             <a:t>Discover</a:t>
           </a:r>
         </a:p>
@@ -117,7 +127,12 @@
         <a:lstStyle/>
         <a:p>
           <a:r>
-            <a:rPr lang="en-US"/>
+            <a:rPr lang="en-US" sz="1200" b="1">
+              <a:solidFill>
+                <a:srgbClr val="FFFFFF"/>
+              </a:solidFill>
+              <a:latin typeface="Calibri"/>
+            </a:rPr>
             <a:t>Design</a:t>
           </a:r>
         </a:p>
@@ -131,7 +146,12 @@
         <a:lstStyle/>
         <a:p>
           <a:r>
-            <a:rPr lang="en-US"/>
+            <a:rPr lang="en-US" sz="1200" b="1">
+              <a:solidFill>
+                <a:srgbClr val="FFFFFF"/>
+              </a:solidFill>
+              <a:latin typeface="Calibri"/>
+            </a:rPr>
             <a:t>Deliver</a:t>
           </a:r>
         </a:p>
@@ -161,81 +181,15 @@
       <dsp:cNvGrpSpPr/>
     </dsp:nvGrpSpPr>
     <dsp:grpSpPr/>
-    <dsp:sp modelId="4">
+    <dsp:sp modelId="1">
       <dsp:nvSpPr>
-        <dsp:cNvPr id="1" name="Connector 1"/>
+        <dsp:cNvPr id="1" name="Node 1"/>
         <dsp:cNvSpPr/>
       </dsp:nvSpPr>
       <dsp:spPr>
         <a:xfrm>
-          <a:off x="2286000" y="345250"/>
-          <a:ext cx="1420931" cy="1196625"/>
-        </a:xfrm>
-        <a:prstGeom prst="line">
-          <a:avLst/>
-        </a:prstGeom>
-        <a:noFill/>
-        <a:ln w="19050">
-          <a:solidFill>
-            <a:srgbClr val="7F8C8D"/>
-          </a:solidFill>
-        </a:ln>
-        <a:effectLst/>
-      </dsp:spPr>
-    </dsp:sp>
-    <dsp:sp modelId="5">
-      <dsp:nvSpPr>
-        <dsp:cNvPr id="2" name="Connector 2"/>
-        <dsp:cNvSpPr/>
-      </dsp:nvSpPr>
-      <dsp:spPr>
-        <a:xfrm flipH="1">
-          <a:off x="865069" y="1541875"/>
-          <a:ext cx="2841862" cy="1"/>
-        </a:xfrm>
-        <a:prstGeom prst="line">
-          <a:avLst/>
-        </a:prstGeom>
-        <a:noFill/>
-        <a:ln w="19050">
-          <a:solidFill>
-            <a:srgbClr val="7F8C8D"/>
-          </a:solidFill>
-        </a:ln>
-        <a:effectLst/>
-      </dsp:spPr>
-    </dsp:sp>
-    <dsp:sp modelId="6">
-      <dsp:nvSpPr>
-        <dsp:cNvPr id="3" name="Connector 3"/>
-        <dsp:cNvSpPr/>
-      </dsp:nvSpPr>
-      <dsp:spPr>
-        <a:xfrm flipV="1">
-          <a:off x="865069" y="345250"/>
-          <a:ext cx="1420931" cy="1196625"/>
-        </a:xfrm>
-        <a:prstGeom prst="line">
-          <a:avLst/>
-        </a:prstGeom>
-        <a:noFill/>
-        <a:ln w="19050">
-          <a:solidFill>
-            <a:srgbClr val="7F8C8D"/>
-          </a:solidFill>
-        </a:ln>
-        <a:effectLst/>
-      </dsp:spPr>
-    </dsp:sp>
-    <dsp:sp modelId="1">
-      <dsp:nvSpPr>
-        <dsp:cNvPr id="4" name="Node 4"/>
-        <dsp:cNvSpPr/>
-      </dsp:nvSpPr>
-      <dsp:spPr>
-        <a:xfrm>
-          <a:off x="1736000" y="95250"/>
-          <a:ext cx="1100000" cy="500000"/>
+          <a:off x="1714500" y="285750"/>
+          <a:ext cx="1143000" cy="685800"/>
         </a:xfrm>
         <a:prstGeom prst="ellipse">
           <a:avLst/>
@@ -243,7 +197,7 @@
         <a:solidFill>
           <a:srgbClr val="4472C4"/>
         </a:solidFill>
-        <a:ln w="12700">
+        <a:ln w="19050">
           <a:solidFill>
             <a:srgbClr val="FFFFFF"/>
           </a:solidFill>
@@ -270,13 +224,13 @@
     </dsp:sp>
     <dsp:sp modelId="2">
       <dsp:nvSpPr>
-        <dsp:cNvPr id="5" name="Node 5"/>
+        <dsp:cNvPr id="2" name="Node 2"/>
         <dsp:cNvSpPr/>
       </dsp:nvSpPr>
       <dsp:spPr>
         <a:xfrm>
-          <a:off x="3156931" y="1291875"/>
-          <a:ext cx="1100000" cy="500000"/>
+          <a:off x="2308420" y="1314450"/>
+          <a:ext cx="1143000" cy="685800"/>
         </a:xfrm>
         <a:prstGeom prst="ellipse">
           <a:avLst/>
@@ -284,7 +238,7 @@
         <a:solidFill>
           <a:srgbClr val="ED7D31"/>
         </a:solidFill>
-        <a:ln w="12700">
+        <a:ln w="19050">
           <a:solidFill>
             <a:srgbClr val="FFFFFF"/>
           </a:solidFill>
@@ -311,13 +265,13 @@
     </dsp:sp>
     <dsp:sp modelId="3">
       <dsp:nvSpPr>
-        <dsp:cNvPr id="6" name="Node 6"/>
+        <dsp:cNvPr id="3" name="Node 3"/>
         <dsp:cNvSpPr/>
       </dsp:nvSpPr>
       <dsp:spPr>
         <a:xfrm>
-          <a:off x="315069" y="1291875"/>
-          <a:ext cx="1100000" cy="500000"/>
+          <a:off x="1120580" y="1314450"/>
+          <a:ext cx="1143000" cy="685800"/>
         </a:xfrm>
         <a:prstGeom prst="ellipse">
           <a:avLst/>
@@ -325,7 +279,7 @@
         <a:solidFill>
           <a:srgbClr val="70AD47"/>
         </a:solidFill>
-        <a:ln w="12700">
+        <a:ln w="19050">
           <a:solidFill>
             <a:srgbClr val="FFFFFF"/>
           </a:solidFill>
@@ -362,13 +316,18 @@
     <dgm:cat type="cycle" pri="1000"/>
   </dgm:catLst>
   <dgm:layoutNode name="diagram">
-    <dgm:alg type="lin"/>
+    <dgm:alg type="cycle">
+      <dgm:param type="stAng" val="0"/>
+      <dgm:param type="spanAng" val="360"/>
+    </dgm:alg>
     <dgm:shape/>
     <dgm:presOf/>
     <dgm:constrLst>
-      <dgm:constr type="w" for="ch" forName="node" refType="w"/>
-      <dgm:constr op="equ" type="h" for="ch" forName="node"/>
-      <dgm:constr op="equ" type="primFontSz" for="ch" forName="node" val="65"/>
+      <dgm:constr type="w" for="ch" forName="node" refType="w" fact="0.25"/>
+      <dgm:constr type="h" for="ch" forName="node" refType="h" fact="0.3"/>
+      <dgm:constr type="diam" refType="h" fact="0.6"/>
+      <dgm:constr type="sibSp" val="0"/>
+      <dgm:constr type="primFontSz" for="ch" forName="node" val="12"/>
     </dgm:constrLst>
     <dgm:ruleLst/>
     <dgm:forEach axis="ch" ptType="node">
@@ -377,7 +336,7 @@
           <dgm:bulletEnabled val="true"/>
         </dgm:varLst>
         <dgm:alg type="tx"/>
-        <dgm:shape type="roundRect"/>
+        <dgm:shape type="ellipse"/>
         <dgm:presOf axis="desOrSelf" ptType="node"/>
         <dgm:constrLst>
           <dgm:constr type="tMarg" refType="primFontSz" fact="0.3"/>
@@ -385,9 +344,7 @@
           <dgm:constr type="lMarg" refType="primFontSz" fact="0.3"/>
           <dgm:constr type="rMarg" refType="primFontSz" fact="0.3"/>
         </dgm:constrLst>
-        <dgm:ruleLst>
-          <dgm:rule type="primFontSz" val="5"/>
-        </dgm:ruleLst>
+        <dgm:ruleLst/>
       </dgm:layoutNode>
     </dgm:forEach>
   </dgm:layoutNode>
